--- a/claude/thesis_chapter/MASTER_FIGURE_LIST_FA.docx
+++ b/claude/thesis_chapter/MASTER_FIGURE_LIST_FA.docx
@@ -551,7 +551,7 @@
               <w:rPr>
                 <w:rtl/>
               </w:rPr>
-              <w:t xml:space="preserve">توزیع نقاطِ چبیشف–گاوس–لوباتو در راستای شعاعی (۱۵ نقطه در هر لایه) و محوری (۱۱ نقطه)</w:t>
+              <w:t xml:space="preserve">توزیع نقاطِ چبیشف–گاوس–لوباتو — نمایش با ۹ نقطه در هر راستا برای وضوح (مقدار واقعیِ محاسبات: N_r=15، N_z=11)</w:t>
             </w:r>
           </w:p>
         </w:tc>
